--- a/docs/João Henrique Garcia - Português.docx
+++ b/docs/João Henrique Garcia - Português.docx
@@ -28,7 +28,43 @@
           <w:sz w:val="17"/>
           <w:szCs w:val="17"/>
         </w:rPr>
-        <w:t xml:space="preserve">São Paulo, SP  |  (79) 9 99106-125  |  </w:t>
+        <w:t xml:space="preserve">São Paulo, </w:t>
+      </w:r>
+      <w:proofErr w:type="gramStart"/>
+      <w:r>
+        <w:rPr>
+          <w:color w:val="555555"/>
+          <w:sz w:val="17"/>
+          <w:szCs w:val="17"/>
+        </w:rPr>
+        <w:t>SP  |</w:t>
+      </w:r>
+      <w:proofErr w:type="gramEnd"/>
+      <w:r>
+        <w:rPr>
+          <w:color w:val="555555"/>
+          <w:sz w:val="17"/>
+          <w:szCs w:val="17"/>
+        </w:rPr>
+        <w:t xml:space="preserve">  (79) 9 99106-</w:t>
+      </w:r>
+      <w:proofErr w:type="gramStart"/>
+      <w:r>
+        <w:rPr>
+          <w:color w:val="555555"/>
+          <w:sz w:val="17"/>
+          <w:szCs w:val="17"/>
+        </w:rPr>
+        <w:t>125  |</w:t>
+      </w:r>
+      <w:proofErr w:type="gramEnd"/>
+      <w:r>
+        <w:rPr>
+          <w:color w:val="555555"/>
+          <w:sz w:val="17"/>
+          <w:szCs w:val="17"/>
+        </w:rPr>
+        <w:t xml:space="preserve">  </w:t>
       </w:r>
       <w:hyperlink r:id="rId5" w:history="1">
         <w:r>
@@ -55,7 +91,25 @@
             <w:szCs w:val="17"/>
             <w:u w:val="single"/>
           </w:rPr>
-          <w:t>LinkedIn</w:t>
+          <w:t>Link</w:t>
+        </w:r>
+        <w:r>
+          <w:rPr>
+            <w:color w:val="2E74B5"/>
+            <w:sz w:val="17"/>
+            <w:szCs w:val="17"/>
+            <w:u w:val="single"/>
+          </w:rPr>
+          <w:t>e</w:t>
+        </w:r>
+        <w:r>
+          <w:rPr>
+            <w:color w:val="2E74B5"/>
+            <w:sz w:val="17"/>
+            <w:szCs w:val="17"/>
+            <w:u w:val="single"/>
+          </w:rPr>
+          <w:t>dIn</w:t>
         </w:r>
       </w:hyperlink>
       <w:r>
@@ -137,7 +191,25 @@
           <w:sz w:val="17"/>
           <w:szCs w:val="17"/>
         </w:rPr>
-        <w:t xml:space="preserve"> back-end com experiência </w:t>
+        <w:t xml:space="preserve"> back-end com </w:t>
+      </w:r>
+      <w:proofErr w:type="spellStart"/>
+      <w:r>
+        <w:rPr>
+          <w:color w:val="000000"/>
+          <w:sz w:val="17"/>
+          <w:szCs w:val="17"/>
+        </w:rPr>
+        <w:t>experiência</w:t>
+      </w:r>
+      <w:proofErr w:type="spellEnd"/>
+      <w:r>
+        <w:rPr>
+          <w:color w:val="000000"/>
+          <w:sz w:val="17"/>
+          <w:szCs w:val="17"/>
+        </w:rPr>
+        <w:t xml:space="preserve"> </w:t>
       </w:r>
       <w:proofErr w:type="spellStart"/>
       <w:r>
@@ -1752,7 +1824,25 @@
           <w:sz w:val="17"/>
           <w:szCs w:val="17"/>
         </w:rPr>
-        <w:t xml:space="preserve"> de back-end </w:t>
+        <w:t xml:space="preserve"> de </w:t>
+      </w:r>
+      <w:proofErr w:type="gramStart"/>
+      <w:r>
+        <w:rPr>
+          <w:color w:val="000000"/>
+          <w:sz w:val="17"/>
+          <w:szCs w:val="17"/>
+        </w:rPr>
+        <w:t>back-end</w:t>
+      </w:r>
+      <w:proofErr w:type="gramEnd"/>
+      <w:r>
+        <w:rPr>
+          <w:color w:val="000000"/>
+          <w:sz w:val="17"/>
+          <w:szCs w:val="17"/>
+        </w:rPr>
+        <w:t xml:space="preserve"> </w:t>
       </w:r>
       <w:proofErr w:type="spellStart"/>
       <w:r>
@@ -2287,7 +2377,7 @@
           <w:sz w:val="17"/>
           <w:szCs w:val="17"/>
         </w:rPr>
-        <w:t>2021 · Harvard University (Online)</w:t>
+        <w:t>2021 · Harvard University</w:t>
       </w:r>
     </w:p>
     <w:p>
@@ -2533,7 +2623,25 @@
           <w:sz w:val="17"/>
           <w:szCs w:val="17"/>
         </w:rPr>
-        <w:t xml:space="preserve"> full-stack </w:t>
+        <w:t xml:space="preserve"> </w:t>
+      </w:r>
+      <w:proofErr w:type="gramStart"/>
+      <w:r>
+        <w:rPr>
+          <w:color w:val="000000"/>
+          <w:sz w:val="17"/>
+          <w:szCs w:val="17"/>
+        </w:rPr>
+        <w:t>full-stack</w:t>
+      </w:r>
+      <w:proofErr w:type="gramEnd"/>
+      <w:r>
+        <w:rPr>
+          <w:color w:val="000000"/>
+          <w:sz w:val="17"/>
+          <w:szCs w:val="17"/>
+        </w:rPr>
+        <w:t xml:space="preserve"> </w:t>
       </w:r>
       <w:proofErr w:type="spellStart"/>
       <w:r>
@@ -2820,7 +2928,23 @@
           <w:b/>
           <w:bCs/>
         </w:rPr>
-        <w:t>Bot WhatsApp para Jogo Online</w:t>
+        <w:t xml:space="preserve">Bot WhatsApp </w:t>
+      </w:r>
+      <w:proofErr w:type="gramStart"/>
+      <w:r>
+        <w:rPr>
+          <w:b/>
+          <w:bCs/>
+        </w:rPr>
+        <w:t>para Jogo</w:t>
+      </w:r>
+      <w:proofErr w:type="gramEnd"/>
+      <w:r>
+        <w:rPr>
+          <w:b/>
+          <w:bCs/>
+        </w:rPr>
+        <w:t xml:space="preserve"> Online</w:t>
       </w:r>
       <w:r>
         <w:rPr>
@@ -3117,7 +3241,7 @@
           <w:sz w:val="17"/>
           <w:szCs w:val="17"/>
         </w:rPr>
-        <w:t>: Node.js, WAHA, PostgreSQL, Hetzner.</w:t>
+        <w:t>: Node.js, PostgreSQL, Hetzner.</w:t>
       </w:r>
     </w:p>
     <w:p>
@@ -3790,6 +3914,7 @@
         <w:t xml:space="preserve">, </w:t>
       </w:r>
       <w:proofErr w:type="spellStart"/>
+      <w:proofErr w:type="gramStart"/>
       <w:r>
         <w:rPr>
           <w:sz w:val="17"/>
@@ -3803,7 +3928,15 @@
           <w:sz w:val="17"/>
           <w:szCs w:val="17"/>
         </w:rPr>
-        <w:t xml:space="preserve">)  |  </w:t>
+        <w:t>)  |</w:t>
+      </w:r>
+      <w:proofErr w:type="gramEnd"/>
+      <w:r>
+        <w:rPr>
+          <w:sz w:val="17"/>
+          <w:szCs w:val="17"/>
+        </w:rPr>
+        <w:t xml:space="preserve">  </w:t>
       </w:r>
       <w:proofErr w:type="spellStart"/>
       <w:r>
@@ -3858,6 +3991,7 @@
         <w:t xml:space="preserve"> oral e </w:t>
       </w:r>
       <w:proofErr w:type="spellStart"/>
+      <w:proofErr w:type="gramStart"/>
       <w:r>
         <w:rPr>
           <w:sz w:val="17"/>
@@ -3871,7 +4005,15 @@
           <w:sz w:val="17"/>
           <w:szCs w:val="17"/>
         </w:rPr>
-        <w:t xml:space="preserve">)  |  </w:t>
+        <w:t>)  |</w:t>
+      </w:r>
+      <w:proofErr w:type="gramEnd"/>
+      <w:r>
+        <w:rPr>
+          <w:sz w:val="17"/>
+          <w:szCs w:val="17"/>
+        </w:rPr>
+        <w:t xml:space="preserve">  </w:t>
       </w:r>
       <w:proofErr w:type="spellStart"/>
       <w:r>
@@ -4036,6 +4178,7 @@
         <w:t xml:space="preserve"> de </w:t>
       </w:r>
       <w:proofErr w:type="spellStart"/>
+      <w:proofErr w:type="gramStart"/>
       <w:r>
         <w:rPr>
           <w:sz w:val="17"/>
@@ -4057,7 +4200,16 @@
           <w:sz w:val="17"/>
           <w:szCs w:val="17"/>
         </w:rPr>
-        <w:t xml:space="preserve">  ·  2021 · Aracaju, SE</w:t>
+        <w:t xml:space="preserve">  ·</w:t>
+      </w:r>
+      <w:proofErr w:type="gramEnd"/>
+      <w:r>
+        <w:rPr>
+          <w:color w:val="555555"/>
+          <w:sz w:val="17"/>
+          <w:szCs w:val="17"/>
+        </w:rPr>
+        <w:t xml:space="preserve">  2021 · Aracaju, SE</w:t>
       </w:r>
     </w:p>
     <w:p>
